--- a/tillsyn/Jordbro gravfälts naturreservat tillsynsbegäran.docx
+++ b/tillsyn/Jordbro gravfälts naturreservat tillsynsbegäran.docx
@@ -12,7 +12,7 @@
     </w:p>
     <w:p>
       <w:r>
-        <w:t>Denna tillsynsbegäran behandlar höga naturvärden i avverkningsanmälan Jordbro gravfälts naturreservat i Haninge kommun som inkom 2026-07-15 och omfattar 48,9 ha.</w:t>
+        <w:t>Denna tillsynsbegäran behandlar höga naturvärden i avverkningsanmälan Jordbro gravfälts naturreservat i Haninge kommun som inkom 2026-07-16 och omfattar 48,9 ha.</w:t>
       </w:r>
     </w:p>
     <w:p>
@@ -717,7 +717,7 @@
     <w:r>
       <w:tab/>
       <w:tab/>
-      <w:t>2026-07-15</w:t>
+      <w:t>2026-07-16</w:t>
       <w:br/>
       <w:br/>
     </w:r>

--- a/tillsyn/Jordbro gravfälts naturreservat tillsynsbegäran.docx
+++ b/tillsyn/Jordbro gravfälts naturreservat tillsynsbegäran.docx
@@ -12,7 +12,7 @@
     </w:p>
     <w:p>
       <w:r>
-        <w:t>Denna tillsynsbegäran behandlar höga naturvärden i avverkningsanmälan Jordbro gravfälts naturreservat i Haninge kommun som inkom 2026-07-16 och omfattar 48,9 ha.</w:t>
+        <w:t>Denna tillsynsbegäran behandlar höga naturvärden i avverkningsanmälan Jordbro gravfälts naturreservat i Haninge kommun som inkom 2026-07-17 och omfattar 48,9 ha.</w:t>
       </w:r>
     </w:p>
     <w:p>
@@ -717,7 +717,7 @@
     <w:r>
       <w:tab/>
       <w:tab/>
-      <w:t>2026-07-16</w:t>
+      <w:t>2026-07-17</w:t>
       <w:br/>
       <w:br/>
     </w:r>

--- a/tillsyn/Jordbro gravfälts naturreservat tillsynsbegäran.docx
+++ b/tillsyn/Jordbro gravfälts naturreservat tillsynsbegäran.docx
@@ -12,7 +12,7 @@
     </w:p>
     <w:p>
       <w:r>
-        <w:t>Denna tillsynsbegäran behandlar höga naturvärden i avverkningsanmälan Jordbro gravfälts naturreservat i Haninge kommun som inkom 2026-07-17 och omfattar 48,9 ha.</w:t>
+        <w:t>Denna tillsynsbegäran behandlar höga naturvärden i avverkningsanmälan Jordbro gravfälts naturreservat i Haninge kommun som inkom 2026-07-18 och omfattar 48,9 ha.</w:t>
       </w:r>
     </w:p>
     <w:p>
@@ -717,7 +717,7 @@
     <w:r>
       <w:tab/>
       <w:tab/>
-      <w:t>2026-07-17</w:t>
+      <w:t>2026-07-18</w:t>
       <w:br/>
       <w:br/>
     </w:r>

--- a/tillsyn/Jordbro gravfälts naturreservat tillsynsbegäran.docx
+++ b/tillsyn/Jordbro gravfälts naturreservat tillsynsbegäran.docx
@@ -12,7 +12,7 @@
     </w:p>
     <w:p>
       <w:r>
-        <w:t>Denna tillsynsbegäran behandlar höga naturvärden i avverkningsanmälan Jordbro gravfälts naturreservat i Haninge kommun som inkom 2026-07-18 och omfattar 48,9 ha.</w:t>
+        <w:t>Denna tillsynsbegäran behandlar höga naturvärden i avverkningsanmälan Jordbro gravfälts naturreservat i Haninge kommun som inkom 2026-07-19 och omfattar 48,9 ha.</w:t>
       </w:r>
     </w:p>
     <w:p>
@@ -717,7 +717,7 @@
     <w:r>
       <w:tab/>
       <w:tab/>
-      <w:t>2026-07-18</w:t>
+      <w:t>2026-07-19</w:t>
       <w:br/>
       <w:br/>
     </w:r>

--- a/tillsyn/Jordbro gravfälts naturreservat tillsynsbegäran.docx
+++ b/tillsyn/Jordbro gravfälts naturreservat tillsynsbegäran.docx
@@ -12,7 +12,7 @@
     </w:p>
     <w:p>
       <w:r>
-        <w:t>Denna tillsynsbegäran behandlar höga naturvärden i avverkningsanmälan Jordbro gravfälts naturreservat i Haninge kommun som inkom 2026-07-19 och omfattar 48,9 ha.</w:t>
+        <w:t>Denna tillsynsbegäran behandlar höga naturvärden i avverkningsanmälan Jordbro gravfälts naturreservat i Haninge kommun som inkom 2026-07-20 och omfattar 48,9 ha.</w:t>
       </w:r>
     </w:p>
     <w:p>
@@ -717,7 +717,7 @@
     <w:r>
       <w:tab/>
       <w:tab/>
-      <w:t>2026-07-19</w:t>
+      <w:t>2026-07-20</w:t>
       <w:br/>
       <w:br/>
     </w:r>

--- a/tillsyn/Jordbro gravfälts naturreservat tillsynsbegäran.docx
+++ b/tillsyn/Jordbro gravfälts naturreservat tillsynsbegäran.docx
@@ -12,7 +12,7 @@
     </w:p>
     <w:p>
       <w:r>
-        <w:t>Denna tillsynsbegäran behandlar höga naturvärden i avverkningsanmälan Jordbro gravfälts naturreservat i Haninge kommun som inkom 2026-07-20 och omfattar 48,9 ha.</w:t>
+        <w:t>Denna tillsynsbegäran behandlar höga naturvärden i avverkningsanmälan Jordbro gravfälts naturreservat i Haninge kommun som inkom 2026-07-21 och omfattar 48,9 ha.</w:t>
       </w:r>
     </w:p>
     <w:p>
@@ -717,7 +717,7 @@
     <w:r>
       <w:tab/>
       <w:tab/>
-      <w:t>2026-07-20</w:t>
+      <w:t>2026-07-21</w:t>
       <w:br/>
       <w:br/>
     </w:r>

--- a/tillsyn/Jordbro gravfälts naturreservat tillsynsbegäran.docx
+++ b/tillsyn/Jordbro gravfälts naturreservat tillsynsbegäran.docx
@@ -12,7 +12,7 @@
     </w:p>
     <w:p>
       <w:r>
-        <w:t>Denna tillsynsbegäran behandlar höga naturvärden i avverkningsanmälan Jordbro gravfälts naturreservat i Haninge kommun som inkom 2026-07-21 och omfattar 48,9 ha.</w:t>
+        <w:t>Denna tillsynsbegäran behandlar höga naturvärden i avverkningsanmälan Jordbro gravfälts naturreservat i Haninge kommun som inkom 2026-07-22 och omfattar 48,9 ha.</w:t>
       </w:r>
     </w:p>
     <w:p>
@@ -717,7 +717,7 @@
     <w:r>
       <w:tab/>
       <w:tab/>
-      <w:t>2026-07-21</w:t>
+      <w:t>2026-07-22</w:t>
       <w:br/>
       <w:br/>
     </w:r>

--- a/tillsyn/Jordbro gravfälts naturreservat tillsynsbegäran.docx
+++ b/tillsyn/Jordbro gravfälts naturreservat tillsynsbegäran.docx
@@ -12,7 +12,7 @@
     </w:p>
     <w:p>
       <w:r>
-        <w:t>Denna tillsynsbegäran behandlar höga naturvärden i avverkningsanmälan Jordbro gravfälts naturreservat i Haninge kommun som inkom 2026-07-22 och omfattar 48,9 ha.</w:t>
+        <w:t>Denna tillsynsbegäran behandlar höga naturvärden i avverkningsanmälan Jordbro gravfälts naturreservat i Haninge kommun som inkom 2026-07-23 och omfattar 48,9 ha.</w:t>
       </w:r>
     </w:p>
     <w:p>
@@ -717,7 +717,7 @@
     <w:r>
       <w:tab/>
       <w:tab/>
-      <w:t>2026-07-22</w:t>
+      <w:t>2026-07-23</w:t>
       <w:br/>
       <w:br/>
     </w:r>

--- a/tillsyn/Jordbro gravfälts naturreservat tillsynsbegäran.docx
+++ b/tillsyn/Jordbro gravfälts naturreservat tillsynsbegäran.docx
@@ -12,7 +12,7 @@
     </w:p>
     <w:p>
       <w:r>
-        <w:t>Denna tillsynsbegäran behandlar höga naturvärden i avverkningsanmälan Jordbro gravfälts naturreservat i Haninge kommun som inkom 2026-07-23 och omfattar 48,9 ha.</w:t>
+        <w:t>Denna tillsynsbegäran behandlar höga naturvärden i avverkningsanmälan Jordbro gravfälts naturreservat i Haninge kommun som inkom 2026-07-24 och omfattar 48,9 ha.</w:t>
       </w:r>
     </w:p>
     <w:p>
@@ -717,7 +717,7 @@
     <w:r>
       <w:tab/>
       <w:tab/>
-      <w:t>2026-07-23</w:t>
+      <w:t>2026-07-24</w:t>
       <w:br/>
       <w:br/>
     </w:r>

--- a/tillsyn/Jordbro gravfälts naturreservat tillsynsbegäran.docx
+++ b/tillsyn/Jordbro gravfälts naturreservat tillsynsbegäran.docx
@@ -12,7 +12,7 @@
     </w:p>
     <w:p>
       <w:r>
-        <w:t>Denna tillsynsbegäran behandlar höga naturvärden i avverkningsanmälan Jordbro gravfälts naturreservat i Haninge kommun som inkom 2026-07-24 och omfattar 48,9 ha.</w:t>
+        <w:t>Denna tillsynsbegäran behandlar höga naturvärden i avverkningsanmälan Jordbro gravfälts naturreservat i Haninge kommun som inkom 2026-07-25 och omfattar 48,9 ha.</w:t>
       </w:r>
     </w:p>
     <w:p>
@@ -717,7 +717,7 @@
     <w:r>
       <w:tab/>
       <w:tab/>
-      <w:t>2026-07-24</w:t>
+      <w:t>2026-07-25</w:t>
       <w:br/>
       <w:br/>
     </w:r>

--- a/tillsyn/Jordbro gravfälts naturreservat tillsynsbegäran.docx
+++ b/tillsyn/Jordbro gravfälts naturreservat tillsynsbegäran.docx
@@ -12,7 +12,7 @@
     </w:p>
     <w:p>
       <w:r>
-        <w:t>Denna tillsynsbegäran behandlar höga naturvärden i avverkningsanmälan Jordbro gravfälts naturreservat i Haninge kommun som inkom 2026-07-25 och omfattar 48,9 ha.</w:t>
+        <w:t>Denna tillsynsbegäran behandlar höga naturvärden i avverkningsanmälan Jordbro gravfälts naturreservat i Haninge kommun som inkom 2026-07-26 och omfattar 48,9 ha.</w:t>
       </w:r>
     </w:p>
     <w:p>
@@ -717,7 +717,7 @@
     <w:r>
       <w:tab/>
       <w:tab/>
-      <w:t>2026-07-25</w:t>
+      <w:t>2026-07-26</w:t>
       <w:br/>
       <w:br/>
     </w:r>

--- a/tillsyn/Jordbro gravfälts naturreservat tillsynsbegäran.docx
+++ b/tillsyn/Jordbro gravfälts naturreservat tillsynsbegäran.docx
@@ -12,7 +12,7 @@
     </w:p>
     <w:p>
       <w:r>
-        <w:t>Denna tillsynsbegäran behandlar höga naturvärden i avverkningsanmälan Jordbro gravfälts naturreservat i Haninge kommun som inkom 2026-07-26 och omfattar 48,9 ha.</w:t>
+        <w:t>Denna tillsynsbegäran behandlar höga naturvärden i avverkningsanmälan Jordbro gravfälts naturreservat i Haninge kommun som inkom 2026-07-27 och omfattar 48,9 ha.</w:t>
       </w:r>
     </w:p>
     <w:p>
@@ -717,7 +717,7 @@
     <w:r>
       <w:tab/>
       <w:tab/>
-      <w:t>2026-07-26</w:t>
+      <w:t>2026-07-27</w:t>
       <w:br/>
       <w:br/>
     </w:r>

--- a/tillsyn/Jordbro gravfälts naturreservat tillsynsbegäran.docx
+++ b/tillsyn/Jordbro gravfälts naturreservat tillsynsbegäran.docx
@@ -12,7 +12,7 @@
     </w:p>
     <w:p>
       <w:r>
-        <w:t>Denna tillsynsbegäran behandlar höga naturvärden i avverkningsanmälan Jordbro gravfälts naturreservat i Haninge kommun som inkom 2026-07-27 och omfattar 48,9 ha.</w:t>
+        <w:t>Denna tillsynsbegäran behandlar höga naturvärden i avverkningsanmälan Jordbro gravfälts naturreservat i Haninge kommun som inkom 2026-07-28 och omfattar 48,9 ha.</w:t>
       </w:r>
     </w:p>
     <w:p>
@@ -717,7 +717,7 @@
     <w:r>
       <w:tab/>
       <w:tab/>
-      <w:t>2026-07-27</w:t>
+      <w:t>2026-07-28</w:t>
       <w:br/>
       <w:br/>
     </w:r>

--- a/tillsyn/Jordbro gravfälts naturreservat tillsynsbegäran.docx
+++ b/tillsyn/Jordbro gravfälts naturreservat tillsynsbegäran.docx
@@ -12,7 +12,7 @@
     </w:p>
     <w:p>
       <w:r>
-        <w:t>Denna tillsynsbegäran behandlar höga naturvärden i avverkningsanmälan Jordbro gravfälts naturreservat i Haninge kommun som inkom 2026-07-28 och omfattar 48,9 ha.</w:t>
+        <w:t>Denna tillsynsbegäran behandlar höga naturvärden i avverkningsanmälan Jordbro gravfälts naturreservat i Haninge kommun som inkom 2026-07-29 och omfattar 48,9 ha.</w:t>
       </w:r>
     </w:p>
     <w:p>
@@ -717,7 +717,7 @@
     <w:r>
       <w:tab/>
       <w:tab/>
-      <w:t>2026-07-28</w:t>
+      <w:t>2026-07-29</w:t>
       <w:br/>
       <w:br/>
     </w:r>

--- a/tillsyn/Jordbro gravfälts naturreservat tillsynsbegäran.docx
+++ b/tillsyn/Jordbro gravfälts naturreservat tillsynsbegäran.docx
@@ -12,7 +12,7 @@
     </w:p>
     <w:p>
       <w:r>
-        <w:t>Denna tillsynsbegäran behandlar höga naturvärden i avverkningsanmälan Jordbro gravfälts naturreservat i Haninge kommun som inkom 2026-07-29 och omfattar 48,9 ha.</w:t>
+        <w:t>Denna tillsynsbegäran behandlar höga naturvärden i avverkningsanmälan Jordbro gravfälts naturreservat i Haninge kommun som inkom 2026-07-30 och omfattar 48,9 ha.</w:t>
       </w:r>
     </w:p>
     <w:p>
@@ -717,7 +717,7 @@
     <w:r>
       <w:tab/>
       <w:tab/>
-      <w:t>2026-07-29</w:t>
+      <w:t>2026-07-30</w:t>
       <w:br/>
       <w:br/>
     </w:r>

--- a/tillsyn/Jordbro gravfälts naturreservat tillsynsbegäran.docx
+++ b/tillsyn/Jordbro gravfälts naturreservat tillsynsbegäran.docx
@@ -12,7 +12,7 @@
     </w:p>
     <w:p>
       <w:r>
-        <w:t>Denna tillsynsbegäran behandlar höga naturvärden i avverkningsanmälan Jordbro gravfälts naturreservat i Haninge kommun som inkom 2026-07-30 och omfattar 48,9 ha.</w:t>
+        <w:t>Denna tillsynsbegäran behandlar höga naturvärden i avverkningsanmälan Jordbro gravfälts naturreservat i Haninge kommun som inkom 2026-07-31 och omfattar 48,9 ha.</w:t>
       </w:r>
     </w:p>
     <w:p>
@@ -717,7 +717,7 @@
     <w:r>
       <w:tab/>
       <w:tab/>
-      <w:t>2026-07-30</w:t>
+      <w:t>2026-07-31</w:t>
       <w:br/>
       <w:br/>
     </w:r>

--- a/tillsyn/Jordbro gravfälts naturreservat tillsynsbegäran.docx
+++ b/tillsyn/Jordbro gravfälts naturreservat tillsynsbegäran.docx
@@ -12,7 +12,7 @@
     </w:p>
     <w:p>
       <w:r>
-        <w:t>Denna tillsynsbegäran behandlar höga naturvärden i avverkningsanmälan Jordbro gravfälts naturreservat i Haninge kommun som inkom 2026-07-31 och omfattar 48,9 ha.</w:t>
+        <w:t>Denna tillsynsbegäran behandlar höga naturvärden i avverkningsanmälan Jordbro gravfälts naturreservat i Haninge kommun som inkom 2026-08-01 och omfattar 48,9 ha.</w:t>
       </w:r>
     </w:p>
     <w:p>
@@ -717,7 +717,7 @@
     <w:r>
       <w:tab/>
       <w:tab/>
-      <w:t>2026-07-31</w:t>
+      <w:t>2026-08-01</w:t>
       <w:br/>
       <w:br/>
     </w:r>

--- a/tillsyn/Jordbro gravfälts naturreservat tillsynsbegäran.docx
+++ b/tillsyn/Jordbro gravfälts naturreservat tillsynsbegäran.docx
@@ -12,7 +12,7 @@
     </w:p>
     <w:p>
       <w:r>
-        <w:t>Denna tillsynsbegäran behandlar höga naturvärden i avverkningsanmälan Jordbro gravfälts naturreservat i Haninge kommun som inkom 2026-08-01 och omfattar 48,9 ha.</w:t>
+        <w:t>Denna tillsynsbegäran behandlar höga naturvärden i avverkningsanmälan Jordbro gravfälts naturreservat i Haninge kommun som inkom 2026-08-02 och omfattar 48,9 ha.</w:t>
       </w:r>
     </w:p>
     <w:p>
@@ -717,7 +717,7 @@
     <w:r>
       <w:tab/>
       <w:tab/>
-      <w:t>2026-08-01</w:t>
+      <w:t>2026-08-02</w:t>
       <w:br/>
       <w:br/>
     </w:r>

--- a/tillsyn/Jordbro gravfälts naturreservat tillsynsbegäran.docx
+++ b/tillsyn/Jordbro gravfälts naturreservat tillsynsbegäran.docx
@@ -12,7 +12,7 @@
     </w:p>
     <w:p>
       <w:r>
-        <w:t>Denna tillsynsbegäran behandlar höga naturvärden i avverkningsanmälan Jordbro gravfälts naturreservat i Haninge kommun som inkom 2026-08-02 och omfattar 48,9 ha.</w:t>
+        <w:t>Denna tillsynsbegäran behandlar höga naturvärden i avverkningsanmälan Jordbro gravfälts naturreservat i Haninge kommun som inkom 2026-08-03 och omfattar 48,9 ha.</w:t>
       </w:r>
     </w:p>
     <w:p>
@@ -717,7 +717,7 @@
     <w:r>
       <w:tab/>
       <w:tab/>
-      <w:t>2026-08-02</w:t>
+      <w:t>2026-08-03</w:t>
       <w:br/>
       <w:br/>
     </w:r>

--- a/tillsyn/Jordbro gravfälts naturreservat tillsynsbegäran.docx
+++ b/tillsyn/Jordbro gravfälts naturreservat tillsynsbegäran.docx
@@ -12,7 +12,7 @@
     </w:p>
     <w:p>
       <w:r>
-        <w:t>Denna tillsynsbegäran behandlar höga naturvärden i avverkningsanmälan Jordbro gravfälts naturreservat i Haninge kommun som inkom 2026-08-03 och omfattar 48,9 ha.</w:t>
+        <w:t>Denna tillsynsbegäran behandlar höga naturvärden i avverkningsanmälan Jordbro gravfälts naturreservat i Haninge kommun som inkom 2026-08-06 och omfattar 48,9 ha.</w:t>
       </w:r>
     </w:p>
     <w:p>
@@ -717,7 +717,7 @@
     <w:r>
       <w:tab/>
       <w:tab/>
-      <w:t>2026-08-03</w:t>
+      <w:t>2026-08-06</w:t>
       <w:br/>
       <w:br/>
     </w:r>

--- a/tillsyn/Jordbro gravfälts naturreservat tillsynsbegäran.docx
+++ b/tillsyn/Jordbro gravfälts naturreservat tillsynsbegäran.docx
@@ -12,7 +12,7 @@
     </w:p>
     <w:p>
       <w:r>
-        <w:t>Denna tillsynsbegäran behandlar höga naturvärden i avverkningsanmälan Jordbro gravfälts naturreservat i Haninge kommun som inkom 2026-08-06 och omfattar 48,9 ha.</w:t>
+        <w:t>Denna tillsynsbegäran behandlar höga naturvärden i avverkningsanmälan Jordbro gravfälts naturreservat i Haninge kommun som inkom 2026-08-07 och omfattar 48,9 ha.</w:t>
       </w:r>
     </w:p>
     <w:p>
@@ -717,7 +717,7 @@
     <w:r>
       <w:tab/>
       <w:tab/>
-      <w:t>2026-08-06</w:t>
+      <w:t>2026-08-07</w:t>
       <w:br/>
       <w:br/>
     </w:r>

--- a/tillsyn/Jordbro gravfälts naturreservat tillsynsbegäran.docx
+++ b/tillsyn/Jordbro gravfälts naturreservat tillsynsbegäran.docx
@@ -12,7 +12,7 @@
     </w:p>
     <w:p>
       <w:r>
-        <w:t>Denna tillsynsbegäran behandlar höga naturvärden i avverkningsanmälan Jordbro gravfälts naturreservat i Haninge kommun som inkom 2026-08-07 och omfattar 48,9 ha.</w:t>
+        <w:t>Denna tillsynsbegäran behandlar höga naturvärden i avverkningsanmälan Jordbro gravfälts naturreservat i Haninge kommun som inkom 2026-08-08 och omfattar 48,9 ha.</w:t>
       </w:r>
     </w:p>
     <w:p>
@@ -717,7 +717,7 @@
     <w:r>
       <w:tab/>
       <w:tab/>
-      <w:t>2026-08-07</w:t>
+      <w:t>2026-08-08</w:t>
       <w:br/>
       <w:br/>
     </w:r>

--- a/tillsyn/Jordbro gravfälts naturreservat tillsynsbegäran.docx
+++ b/tillsyn/Jordbro gravfälts naturreservat tillsynsbegäran.docx
@@ -12,7 +12,7 @@
     </w:p>
     <w:p>
       <w:r>
-        <w:t>Denna tillsynsbegäran behandlar höga naturvärden i avverkningsanmälan Jordbro gravfälts naturreservat i Haninge kommun som inkom 2026-08-08 och omfattar 48,9 ha.</w:t>
+        <w:t>Denna tillsynsbegäran behandlar höga naturvärden i avverkningsanmälan Jordbro gravfälts naturreservat i Haninge kommun som inkom 2026-08-09 och omfattar 48,9 ha.</w:t>
       </w:r>
     </w:p>
     <w:p>
@@ -717,7 +717,7 @@
     <w:r>
       <w:tab/>
       <w:tab/>
-      <w:t>2026-08-08</w:t>
+      <w:t>2026-08-09</w:t>
       <w:br/>
       <w:br/>
     </w:r>

--- a/tillsyn/Jordbro gravfälts naturreservat tillsynsbegäran.docx
+++ b/tillsyn/Jordbro gravfälts naturreservat tillsynsbegäran.docx
@@ -12,7 +12,7 @@
     </w:p>
     <w:p>
       <w:r>
-        <w:t>Denna tillsynsbegäran behandlar höga naturvärden i avverkningsanmälan Jordbro gravfälts naturreservat i Haninge kommun som inkom 2026-08-09 och omfattar 48,9 ha.</w:t>
+        <w:t>Denna tillsynsbegäran behandlar höga naturvärden i avverkningsanmälan Jordbro gravfälts naturreservat i Haninge kommun som inkom 2026-08-10 och omfattar 48,9 ha.</w:t>
       </w:r>
     </w:p>
     <w:p>
@@ -717,7 +717,7 @@
     <w:r>
       <w:tab/>
       <w:tab/>
-      <w:t>2026-08-09</w:t>
+      <w:t>2026-08-10</w:t>
       <w:br/>
       <w:br/>
     </w:r>

--- a/tillsyn/Jordbro gravfälts naturreservat tillsynsbegäran.docx
+++ b/tillsyn/Jordbro gravfälts naturreservat tillsynsbegäran.docx
@@ -12,7 +12,7 @@
     </w:p>
     <w:p>
       <w:r>
-        <w:t>Denna tillsynsbegäran behandlar höga naturvärden i avverkningsanmälan Jordbro gravfälts naturreservat i Haninge kommun som inkom 2026-08-10 och omfattar 48,9 ha.</w:t>
+        <w:t>Denna tillsynsbegäran behandlar höga naturvärden i avverkningsanmälan Jordbro gravfälts naturreservat i Haninge kommun som inkom 2026-08-11 och omfattar 48,9 ha.</w:t>
       </w:r>
     </w:p>
     <w:p>
@@ -717,7 +717,7 @@
     <w:r>
       <w:tab/>
       <w:tab/>
-      <w:t>2026-08-10</w:t>
+      <w:t>2026-08-11</w:t>
       <w:br/>
       <w:br/>
     </w:r>

--- a/tillsyn/Jordbro gravfälts naturreservat tillsynsbegäran.docx
+++ b/tillsyn/Jordbro gravfälts naturreservat tillsynsbegäran.docx
@@ -12,7 +12,7 @@
     </w:p>
     <w:p>
       <w:r>
-        <w:t>Denna tillsynsbegäran behandlar höga naturvärden i avverkningsanmälan Jordbro gravfälts naturreservat i Haninge kommun som inkom 2026-08-11 och omfattar 48,9 ha.</w:t>
+        <w:t>Denna tillsynsbegäran behandlar höga naturvärden i avverkningsanmälan Jordbro gravfälts naturreservat i Haninge kommun som inkom 2026-08-12 och omfattar 48,9 ha.</w:t>
       </w:r>
     </w:p>
     <w:p>
@@ -717,7 +717,7 @@
     <w:r>
       <w:tab/>
       <w:tab/>
-      <w:t>2026-08-11</w:t>
+      <w:t>2026-08-12</w:t>
       <w:br/>
       <w:br/>
     </w:r>

--- a/tillsyn/Jordbro gravfälts naturreservat tillsynsbegäran.docx
+++ b/tillsyn/Jordbro gravfälts naturreservat tillsynsbegäran.docx
@@ -12,7 +12,7 @@
     </w:p>
     <w:p>
       <w:r>
-        <w:t>Denna tillsynsbegäran behandlar höga naturvärden i avverkningsanmälan Jordbro gravfälts naturreservat i Haninge kommun som inkom 2026-08-12 och omfattar 48,9 ha.</w:t>
+        <w:t>Denna tillsynsbegäran behandlar höga naturvärden i avverkningsanmälan Jordbro gravfälts naturreservat i Haninge kommun som inkom 2026-08-13 och omfattar 48,9 ha.</w:t>
       </w:r>
     </w:p>
     <w:p>
@@ -717,7 +717,7 @@
     <w:r>
       <w:tab/>
       <w:tab/>
-      <w:t>2026-08-12</w:t>
+      <w:t>2026-08-13</w:t>
       <w:br/>
       <w:br/>
     </w:r>

--- a/tillsyn/Jordbro gravfälts naturreservat tillsynsbegäran.docx
+++ b/tillsyn/Jordbro gravfälts naturreservat tillsynsbegäran.docx
@@ -12,7 +12,7 @@
     </w:p>
     <w:p>
       <w:r>
-        <w:t>Denna tillsynsbegäran behandlar höga naturvärden i avverkningsanmälan Jordbro gravfälts naturreservat i Haninge kommun som inkom 2026-08-13 och omfattar 48,9 ha.</w:t>
+        <w:t>Denna tillsynsbegäran behandlar höga naturvärden i avverkningsanmälan Jordbro gravfälts naturreservat i Haninge kommun som inkom 2026-08-14 och omfattar 48,9 ha.</w:t>
       </w:r>
     </w:p>
     <w:p>
@@ -717,7 +717,7 @@
     <w:r>
       <w:tab/>
       <w:tab/>
-      <w:t>2026-08-13</w:t>
+      <w:t>2026-08-14</w:t>
       <w:br/>
       <w:br/>
     </w:r>

--- a/tillsyn/Jordbro gravfälts naturreservat tillsynsbegäran.docx
+++ b/tillsyn/Jordbro gravfälts naturreservat tillsynsbegäran.docx
@@ -12,7 +12,7 @@
     </w:p>
     <w:p>
       <w:r>
-        <w:t>Denna tillsynsbegäran behandlar höga naturvärden i avverkningsanmälan Jordbro gravfälts naturreservat i Haninge kommun som inkom 2026-08-14 och omfattar 48,9 ha.</w:t>
+        <w:t>Denna tillsynsbegäran behandlar höga naturvärden i avverkningsanmälan Jordbro gravfälts naturreservat i Haninge kommun som inkom 2026-08-15 och omfattar 48,9 ha.</w:t>
       </w:r>
     </w:p>
     <w:p>
@@ -60,7 +60,7 @@
         <w:spacing w:after="240"/>
       </w:pPr>
       <w:r>
-        <w:t>Figur 1. Fyndplatser för naturvårdsarter i och inom 2 meter från avverkningsanmälan. Markörer utan svart kant är placerade på fyndplatsen. Markörer med svart kant är placerade vid sidan av fyndplatsen har ett svart streck som visar fyndplatsens exakta position. Kartans mittpunktskoordinat är N 6559187, E 678934 i SWEREF 99 TM.</w:t>
+        <w:t>Figur 1. Fyndplatser för naturvårdsarter i och inom 2 meter från avverkningsanmälan. Markörer utan svart kant är placerade på fyndplatsen. Markörer med svart kant är placerade vid sidan av fyndplatsen och har ett svart streck som visar fyndplatsens exakta position. Kartans mittpunktskoordinat är N 6559187, E 678934 i SWEREF 99 TM.</w:t>
       </w:r>
     </w:p>
     <w:p>
@@ -717,7 +717,7 @@
     <w:r>
       <w:tab/>
       <w:tab/>
-      <w:t>2026-08-14</w:t>
+      <w:t>2026-08-15</w:t>
       <w:br/>
       <w:br/>
     </w:r>

--- a/tillsyn/Jordbro gravfälts naturreservat tillsynsbegäran.docx
+++ b/tillsyn/Jordbro gravfälts naturreservat tillsynsbegäran.docx
@@ -12,7 +12,7 @@
     </w:p>
     <w:p>
       <w:r>
-        <w:t>Denna tillsynsbegäran behandlar höga naturvärden i avverkningsanmälan Jordbro gravfälts naturreservat i Haninge kommun som inkom 2026-08-15 och omfattar 48,9 ha.</w:t>
+        <w:t>Denna tillsynsbegäran behandlar höga naturvärden i avverkningsanmälan Jordbro gravfälts naturreservat i Haninge kommun som inkom 2026-08-16 och omfattar 48,9 ha.</w:t>
       </w:r>
     </w:p>
     <w:p>
@@ -717,7 +717,7 @@
     <w:r>
       <w:tab/>
       <w:tab/>
-      <w:t>2026-08-15</w:t>
+      <w:t>2026-08-16</w:t>
       <w:br/>
       <w:br/>
     </w:r>

--- a/tillsyn/Jordbro gravfälts naturreservat tillsynsbegäran.docx
+++ b/tillsyn/Jordbro gravfälts naturreservat tillsynsbegäran.docx
@@ -12,7 +12,7 @@
     </w:p>
     <w:p>
       <w:r>
-        <w:t>Denna tillsynsbegäran behandlar höga naturvärden i avverkningsanmälan Jordbro gravfälts naturreservat i Haninge kommun som inkom 2026-08-16 och omfattar 48,9 ha.</w:t>
+        <w:t>Denna tillsynsbegäran behandlar höga naturvärden i avverkningsanmälan Jordbro gravfälts naturreservat i Haninge kommun som inkom 2026-08-17 och omfattar 48,9 ha.</w:t>
       </w:r>
     </w:p>
     <w:p>
@@ -717,7 +717,7 @@
     <w:r>
       <w:tab/>
       <w:tab/>
-      <w:t>2026-08-16</w:t>
+      <w:t>2026-08-17</w:t>
       <w:br/>
       <w:br/>
     </w:r>

--- a/tillsyn/Jordbro gravfälts naturreservat tillsynsbegäran.docx
+++ b/tillsyn/Jordbro gravfälts naturreservat tillsynsbegäran.docx
@@ -12,7 +12,7 @@
     </w:p>
     <w:p>
       <w:r>
-        <w:t>Denna tillsynsbegäran behandlar höga naturvärden i avverkningsanmälan Jordbro gravfälts naturreservat i Haninge kommun som inkom 2026-08-17 och omfattar 48,9 ha.</w:t>
+        <w:t>Denna tillsynsbegäran behandlar höga naturvärden i avverkningsanmälan Jordbro gravfälts naturreservat i Haninge kommun som inkom 2026-08-18 och omfattar 48,9 ha.</w:t>
       </w:r>
     </w:p>
     <w:p>
@@ -717,7 +717,7 @@
     <w:r>
       <w:tab/>
       <w:tab/>
-      <w:t>2026-08-17</w:t>
+      <w:t>2026-08-18</w:t>
       <w:br/>
       <w:br/>
     </w:r>

--- a/tillsyn/Jordbro gravfälts naturreservat tillsynsbegäran.docx
+++ b/tillsyn/Jordbro gravfälts naturreservat tillsynsbegäran.docx
@@ -12,7 +12,7 @@
     </w:p>
     <w:p>
       <w:r>
-        <w:t>Denna tillsynsbegäran behandlar höga naturvärden i avverkningsanmälan Jordbro gravfälts naturreservat i Haninge kommun som inkom 2026-08-18 och omfattar 48,9 ha.</w:t>
+        <w:t>Denna tillsynsbegäran behandlar höga naturvärden i avverkningsanmälan Jordbro gravfälts naturreservat i Haninge kommun som inkom 2026-08-19 och omfattar 48,9 ha.</w:t>
       </w:r>
     </w:p>
     <w:p>
@@ -717,7 +717,7 @@
     <w:r>
       <w:tab/>
       <w:tab/>
-      <w:t>2026-08-18</w:t>
+      <w:t>2026-08-19</w:t>
       <w:br/>
       <w:br/>
     </w:r>

--- a/tillsyn/Jordbro gravfälts naturreservat tillsynsbegäran.docx
+++ b/tillsyn/Jordbro gravfälts naturreservat tillsynsbegäran.docx
@@ -12,7 +12,7 @@
     </w:p>
     <w:p>
       <w:r>
-        <w:t>Denna tillsynsbegäran behandlar höga naturvärden i avverkningsanmälan Jordbro gravfälts naturreservat i Haninge kommun som inkom 2026-08-19 och omfattar 48,9 ha.</w:t>
+        <w:t>Denna tillsynsbegäran behandlar höga naturvärden i avverkningsanmälan Jordbro gravfälts naturreservat i Haninge kommun som inkom 2026-08-20 och omfattar 48,9 ha.</w:t>
       </w:r>
     </w:p>
     <w:p>
@@ -717,7 +717,7 @@
     <w:r>
       <w:tab/>
       <w:tab/>
-      <w:t>2026-08-19</w:t>
+      <w:t>2026-08-20</w:t>
       <w:br/>
       <w:br/>
     </w:r>

--- a/tillsyn/Jordbro gravfälts naturreservat tillsynsbegäran.docx
+++ b/tillsyn/Jordbro gravfälts naturreservat tillsynsbegäran.docx
@@ -12,7 +12,7 @@
     </w:p>
     <w:p>
       <w:r>
-        <w:t>Denna tillsynsbegäran behandlar höga naturvärden i avverkningsanmälan Jordbro gravfälts naturreservat i Haninge kommun som inkom 2026-08-20 och omfattar 48,9 ha.</w:t>
+        <w:t>Denna tillsynsbegäran behandlar höga naturvärden i avverkningsanmälan Jordbro gravfälts naturreservat i Haninge kommun som inkom 2026-08-21 och omfattar 48,9 ha.</w:t>
       </w:r>
     </w:p>
     <w:p>
@@ -717,7 +717,7 @@
     <w:r>
       <w:tab/>
       <w:tab/>
-      <w:t>2026-08-20</w:t>
+      <w:t>2026-08-21</w:t>
       <w:br/>
       <w:br/>
     </w:r>

--- a/tillsyn/Jordbro gravfälts naturreservat tillsynsbegäran.docx
+++ b/tillsyn/Jordbro gravfälts naturreservat tillsynsbegäran.docx
@@ -12,7 +12,7 @@
     </w:p>
     <w:p>
       <w:r>
-        <w:t>Denna tillsynsbegäran behandlar höga naturvärden i avverkningsanmälan Jordbro gravfälts naturreservat i Haninge kommun som inkom 2026-08-21 och omfattar 48,9 ha.</w:t>
+        <w:t>Denna tillsynsbegäran behandlar höga naturvärden i avverkningsanmälan Jordbro gravfälts naturreservat i Haninge kommun som inkom 2026-08-22 och omfattar 48,9 ha.</w:t>
       </w:r>
     </w:p>
     <w:p>
@@ -717,7 +717,7 @@
     <w:r>
       <w:tab/>
       <w:tab/>
-      <w:t>2026-08-21</w:t>
+      <w:t>2026-08-22</w:t>
       <w:br/>
       <w:br/>
     </w:r>

--- a/tillsyn/Jordbro gravfälts naturreservat tillsynsbegäran.docx
+++ b/tillsyn/Jordbro gravfälts naturreservat tillsynsbegäran.docx
@@ -12,7 +12,7 @@
     </w:p>
     <w:p>
       <w:r>
-        <w:t>Denna tillsynsbegäran behandlar höga naturvärden i avverkningsanmälan Jordbro gravfälts naturreservat i Haninge kommun som inkom 2026-08-22 och omfattar 48,9 ha.</w:t>
+        <w:t>Denna tillsynsbegäran behandlar höga naturvärden i avverkningsanmälan Jordbro gravfälts naturreservat i Haninge kommun som inkom 2026-08-23 och omfattar 48,9 ha.</w:t>
       </w:r>
     </w:p>
     <w:p>
@@ -717,7 +717,7 @@
     <w:r>
       <w:tab/>
       <w:tab/>
-      <w:t>2026-08-22</w:t>
+      <w:t>2026-08-23</w:t>
       <w:br/>
       <w:br/>
     </w:r>

--- a/tillsyn/Jordbro gravfälts naturreservat tillsynsbegäran.docx
+++ b/tillsyn/Jordbro gravfälts naturreservat tillsynsbegäran.docx
@@ -12,7 +12,7 @@
     </w:p>
     <w:p>
       <w:r>
-        <w:t>Denna tillsynsbegäran behandlar höga naturvärden i avverkningsanmälan Jordbro gravfälts naturreservat i Haninge kommun som inkom 2026-08-23 och omfattar 48,9 ha.</w:t>
+        <w:t>Denna tillsynsbegäran behandlar höga naturvärden i avverkningsanmälan Jordbro gravfälts naturreservat i Haninge kommun som inkom 2026-08-24 och omfattar 48,9 ha.</w:t>
       </w:r>
     </w:p>
     <w:p>
@@ -717,7 +717,7 @@
     <w:r>
       <w:tab/>
       <w:tab/>
-      <w:t>2026-08-23</w:t>
+      <w:t>2026-08-24</w:t>
       <w:br/>
       <w:br/>
     </w:r>

--- a/tillsyn/Jordbro gravfälts naturreservat tillsynsbegäran.docx
+++ b/tillsyn/Jordbro gravfälts naturreservat tillsynsbegäran.docx
@@ -12,7 +12,7 @@
     </w:p>
     <w:p>
       <w:r>
-        <w:t>Denna tillsynsbegäran behandlar höga naturvärden i avverkningsanmälan Jordbro gravfälts naturreservat i Haninge kommun som inkom 2026-08-24 och omfattar 48,9 ha.</w:t>
+        <w:t>Denna tillsynsbegäran behandlar höga naturvärden i avverkningsanmälan Jordbro gravfälts naturreservat i Haninge kommun som inkom 2026-08-25 och omfattar 48,9 ha.</w:t>
       </w:r>
     </w:p>
     <w:p>
@@ -717,7 +717,7 @@
     <w:r>
       <w:tab/>
       <w:tab/>
-      <w:t>2026-08-24</w:t>
+      <w:t>2026-08-25</w:t>
       <w:br/>
       <w:br/>
     </w:r>

--- a/tillsyn/Jordbro gravfälts naturreservat tillsynsbegäran.docx
+++ b/tillsyn/Jordbro gravfälts naturreservat tillsynsbegäran.docx
@@ -12,7 +12,7 @@
     </w:p>
     <w:p>
       <w:r>
-        <w:t>Denna tillsynsbegäran behandlar höga naturvärden i avverkningsanmälan Jordbro gravfälts naturreservat i Haninge kommun som inkom 2026-08-25 och omfattar 48,9 ha.</w:t>
+        <w:t>Denna tillsynsbegäran behandlar höga naturvärden i avverkningsanmälan Jordbro gravfälts naturreservat i Haninge kommun som inkom 2026-08-26 och omfattar 48,9 ha.</w:t>
       </w:r>
     </w:p>
     <w:p>
@@ -717,7 +717,7 @@
     <w:r>
       <w:tab/>
       <w:tab/>
-      <w:t>2026-08-25</w:t>
+      <w:t>2026-08-26</w:t>
       <w:br/>
       <w:br/>
     </w:r>

--- a/tillsyn/Jordbro gravfälts naturreservat tillsynsbegäran.docx
+++ b/tillsyn/Jordbro gravfälts naturreservat tillsynsbegäran.docx
@@ -12,7 +12,7 @@
     </w:p>
     <w:p>
       <w:r>
-        <w:t>Denna tillsynsbegäran behandlar höga naturvärden i avverkningsanmälan Jordbro gravfälts naturreservat i Haninge kommun som inkom 2026-08-26 och omfattar 48,9 ha.</w:t>
+        <w:t>Denna tillsynsbegäran behandlar höga naturvärden i avverkningsanmälan Jordbro gravfälts naturreservat i Haninge kommun som inkom 2026-08-27 och omfattar 48,9 ha.</w:t>
       </w:r>
     </w:p>
     <w:p>
@@ -717,7 +717,7 @@
     <w:r>
       <w:tab/>
       <w:tab/>
-      <w:t>2026-08-26</w:t>
+      <w:t>2026-08-27</w:t>
       <w:br/>
       <w:br/>
     </w:r>

--- a/tillsyn/Jordbro gravfälts naturreservat tillsynsbegäran.docx
+++ b/tillsyn/Jordbro gravfälts naturreservat tillsynsbegäran.docx
@@ -12,7 +12,7 @@
     </w:p>
     <w:p>
       <w:r>
-        <w:t>Denna tillsynsbegäran behandlar höga naturvärden i avverkningsanmälan Jordbro gravfälts naturreservat i Haninge kommun som inkom 2026-08-27 och omfattar 48,9 ha.</w:t>
+        <w:t>Denna tillsynsbegäran behandlar höga naturvärden i avverkningsanmälan Jordbro gravfälts naturreservat i Haninge kommun som inkom 2026-08-28 och omfattar 48,9 ha.</w:t>
       </w:r>
     </w:p>
     <w:p>
@@ -717,7 +717,7 @@
     <w:r>
       <w:tab/>
       <w:tab/>
-      <w:t>2026-08-27</w:t>
+      <w:t>2026-08-28</w:t>
       <w:br/>
       <w:br/>
     </w:r>

--- a/tillsyn/Jordbro gravfälts naturreservat tillsynsbegäran.docx
+++ b/tillsyn/Jordbro gravfälts naturreservat tillsynsbegäran.docx
@@ -12,7 +12,7 @@
     </w:p>
     <w:p>
       <w:r>
-        <w:t>Denna tillsynsbegäran behandlar höga naturvärden i avverkningsanmälan Jordbro gravfälts naturreservat i Haninge kommun som inkom 2026-08-28 och omfattar 48,9 ha.</w:t>
+        <w:t>Denna tillsynsbegäran behandlar höga naturvärden i avverkningsanmälan Jordbro gravfälts naturreservat i Haninge kommun som inkom 2026-08-29 och omfattar 48,9 ha.</w:t>
       </w:r>
     </w:p>
     <w:p>
@@ -717,7 +717,7 @@
     <w:r>
       <w:tab/>
       <w:tab/>
-      <w:t>2026-08-28</w:t>
+      <w:t>2026-08-29</w:t>
       <w:br/>
       <w:br/>
     </w:r>

--- a/tillsyn/Jordbro gravfälts naturreservat tillsynsbegäran.docx
+++ b/tillsyn/Jordbro gravfälts naturreservat tillsynsbegäran.docx
@@ -12,7 +12,7 @@
     </w:p>
     <w:p>
       <w:r>
-        <w:t>Denna tillsynsbegäran behandlar höga naturvärden i avverkningsanmälan Jordbro gravfälts naturreservat i Haninge kommun som inkom 2026-08-29 och omfattar 48,9 ha.</w:t>
+        <w:t>Denna tillsynsbegäran behandlar höga naturvärden i avverkningsanmälan Jordbro gravfälts naturreservat i Haninge kommun som inkom 2026-08-31 och omfattar 48,9 ha.</w:t>
       </w:r>
     </w:p>
     <w:p>
@@ -717,7 +717,7 @@
     <w:r>
       <w:tab/>
       <w:tab/>
-      <w:t>2026-08-29</w:t>
+      <w:t>2026-08-31</w:t>
       <w:br/>
       <w:br/>
     </w:r>

--- a/tillsyn/Jordbro gravfälts naturreservat tillsynsbegäran.docx
+++ b/tillsyn/Jordbro gravfälts naturreservat tillsynsbegäran.docx
@@ -12,7 +12,7 @@
     </w:p>
     <w:p>
       <w:r>
-        <w:t>Denna tillsynsbegäran behandlar höga naturvärden i avverkningsanmälan Jordbro gravfälts naturreservat i Haninge kommun som inkom 2026-08-31 och omfattar 48,9 ha.</w:t>
+        <w:t>Denna tillsynsbegäran behandlar höga naturvärden i avverkningsanmälan Jordbro gravfälts naturreservat i Haninge kommun som inkom 2026-09-01 och omfattar 48,9 ha.</w:t>
       </w:r>
     </w:p>
     <w:p>
@@ -717,7 +717,7 @@
     <w:r>
       <w:tab/>
       <w:tab/>
-      <w:t>2026-08-31</w:t>
+      <w:t>2026-09-01</w:t>
       <w:br/>
       <w:br/>
     </w:r>

--- a/tillsyn/Jordbro gravfälts naturreservat tillsynsbegäran.docx
+++ b/tillsyn/Jordbro gravfälts naturreservat tillsynsbegäran.docx
@@ -12,7 +12,7 @@
     </w:p>
     <w:p>
       <w:r>
-        <w:t>Denna tillsynsbegäran behandlar höga naturvärden i avverkningsanmälan Jordbro gravfälts naturreservat i Haninge kommun som inkom 2026-09-01 och omfattar 48,9 ha.</w:t>
+        <w:t>Denna tillsynsbegäran behandlar höga naturvärden i avverkningsanmälan Jordbro gravfälts naturreservat i Haninge kommun som inkom 2026-09-02 och omfattar 48,9 ha.</w:t>
       </w:r>
     </w:p>
     <w:p>
@@ -717,7 +717,7 @@
     <w:r>
       <w:tab/>
       <w:tab/>
-      <w:t>2026-09-01</w:t>
+      <w:t>2026-09-02</w:t>
       <w:br/>
       <w:br/>
     </w:r>

--- a/tillsyn/Jordbro gravfälts naturreservat tillsynsbegäran.docx
+++ b/tillsyn/Jordbro gravfälts naturreservat tillsynsbegäran.docx
@@ -12,7 +12,7 @@
     </w:p>
     <w:p>
       <w:r>
-        <w:t>Denna tillsynsbegäran behandlar höga naturvärden i avverkningsanmälan Jordbro gravfälts naturreservat i Haninge kommun som inkom 2026-09-02 och omfattar 48,9 ha.</w:t>
+        <w:t>Denna tillsynsbegäran behandlar höga naturvärden i avverkningsanmälan Jordbro gravfälts naturreservat i Haninge kommun som inkom 2026-09-03 och omfattar 48,9 ha.</w:t>
       </w:r>
     </w:p>
     <w:p>
@@ -717,7 +717,7 @@
     <w:r>
       <w:tab/>
       <w:tab/>
-      <w:t>2026-09-02</w:t>
+      <w:t>2026-09-03</w:t>
       <w:br/>
       <w:br/>
     </w:r>

--- a/tillsyn/Jordbro gravfälts naturreservat tillsynsbegäran.docx
+++ b/tillsyn/Jordbro gravfälts naturreservat tillsynsbegäran.docx
@@ -12,7 +12,7 @@
     </w:p>
     <w:p>
       <w:r>
-        <w:t>Denna tillsynsbegäran behandlar höga naturvärden i avverkningsanmälan Jordbro gravfälts naturreservat i Haninge kommun som inkom 2026-09-03 och omfattar 48,9 ha.</w:t>
+        <w:t>Denna tillsynsbegäran behandlar höga naturvärden i avverkningsanmälan Jordbro gravfälts naturreservat i Haninge kommun som inkom 2026-09-04 och omfattar 48,9 ha.</w:t>
       </w:r>
     </w:p>
     <w:p>
@@ -717,7 +717,7 @@
     <w:r>
       <w:tab/>
       <w:tab/>
-      <w:t>2026-09-03</w:t>
+      <w:t>2026-09-04</w:t>
       <w:br/>
       <w:br/>
     </w:r>

--- a/tillsyn/Jordbro gravfälts naturreservat tillsynsbegäran.docx
+++ b/tillsyn/Jordbro gravfälts naturreservat tillsynsbegäran.docx
@@ -12,7 +12,7 @@
     </w:p>
     <w:p>
       <w:r>
-        <w:t>Denna tillsynsbegäran behandlar höga naturvärden i avverkningsanmälan Jordbro gravfälts naturreservat i Haninge kommun som inkom 2026-09-04 och omfattar 48,9 ha.</w:t>
+        <w:t>Denna tillsynsbegäran behandlar höga naturvärden i avverkningsanmälan Jordbro gravfälts naturreservat i Haninge kommun som inkom 2026-09-05 och omfattar 48,9 ha.</w:t>
       </w:r>
     </w:p>
     <w:p>
@@ -717,7 +717,7 @@
     <w:r>
       <w:tab/>
       <w:tab/>
-      <w:t>2026-09-04</w:t>
+      <w:t>2026-09-05</w:t>
       <w:br/>
       <w:br/>
     </w:r>

--- a/tillsyn/Jordbro gravfälts naturreservat tillsynsbegäran.docx
+++ b/tillsyn/Jordbro gravfälts naturreservat tillsynsbegäran.docx
@@ -12,7 +12,7 @@
     </w:p>
     <w:p>
       <w:r>
-        <w:t>Denna tillsynsbegäran behandlar höga naturvärden i avverkningsanmälan Jordbro gravfälts naturreservat i Haninge kommun som inkom 2026-09-05 och omfattar 48,9 ha.</w:t>
+        <w:t>Denna tillsynsbegäran behandlar höga naturvärden i avverkningsanmälan Jordbro gravfälts naturreservat i Haninge kommun som inkom 2026-09-06 och omfattar 48,9 ha.</w:t>
       </w:r>
     </w:p>
     <w:p>
@@ -717,7 +717,7 @@
     <w:r>
       <w:tab/>
       <w:tab/>
-      <w:t>2026-09-05</w:t>
+      <w:t>2026-09-06</w:t>
       <w:br/>
       <w:br/>
     </w:r>

--- a/tillsyn/Jordbro gravfälts naturreservat tillsynsbegäran.docx
+++ b/tillsyn/Jordbro gravfälts naturreservat tillsynsbegäran.docx
@@ -12,7 +12,7 @@
     </w:p>
     <w:p>
       <w:r>
-        <w:t>Denna tillsynsbegäran behandlar höga naturvärden i avverkningsanmälan Jordbro gravfälts naturreservat i Haninge kommun som inkom 2026-09-06 och omfattar 48,9 ha.</w:t>
+        <w:t>Denna tillsynsbegäran behandlar höga naturvärden i avverkningsanmälan Jordbro gravfälts naturreservat i Haninge kommun som inkom 2026-09-07 och omfattar 48,9 ha.</w:t>
       </w:r>
     </w:p>
     <w:p>
@@ -717,7 +717,7 @@
     <w:r>
       <w:tab/>
       <w:tab/>
-      <w:t>2026-09-06</w:t>
+      <w:t>2026-09-07</w:t>
       <w:br/>
       <w:br/>
     </w:r>
